--- a/documentos/Entrega 1/Projeto Interdisciplinar Ciência de Dados/E1_PI_Ciencia_de_Dados_CTI.docx
+++ b/documentos/Entrega 1/Projeto Interdisciplinar Ciência de Dados/E1_PI_Ciencia_de_Dados_CTI.docx
@@ -2093,7 +2093,7 @@
         <w:rPr>
           <w:b w:val="0"/>
         </w:rPr>
-        <w:t>A faixa entre os cenários é estreita: o coeficiente de variação da receita vai de 0,53% em 2027 a 2,94% em 2037, e os cenários quase não divergem sobre a receita. O coeficiente cresce todos os anos, mas a largura da faixa entre os percentis 10 e 90 não: ela se estreita de 2027 a 2031, de R$ 66 milhões para R$ 7 milhões, e só depois se alarga.</w:t>
+        <w:t>A faixa entre os cenários é estreita: o coeficiente de variação da receita vai de 0,53% em 2027 a 2,94% em 2037, e os cenários quase não divergem sobre a receita. O coeficiente cresce de 2027 a 2037 e recua em 2038, mas a largura da faixa entre os percentis 10 e 90 não: ela se estreita de 2027 a 2031, de R$ 66 milhões para R$ 7 milhões, e só depois se alarga.</w:t>
       </w:r>
     </w:p>
     <w:p>
@@ -2165,7 +2165,7 @@
         <w:rPr>
           <w:b w:val="0"/>
         </w:rPr>
-        <w:t>Em 2037, o resultado líquido tem mediana de R$ 4,67 bilhões e varia entre R$ 3,27 e R$ 5,83 bilhões. Nenhum cenário registra prejuízo em nenhum ano: os 14.400 resultados de cenário e ano são positivos. A barra isolada perto de R$ 4,41 bilhões é formada por cenários repetidos, tratados na seção 6.</w:t>
+        <w:t>Em 2037, o resultado líquido tem mediana de R$ 4,67 bilhões e varia entre R$ 3,27 e R$ 5,83 bilhões. Nenhum cenário registra prejuízo em nenhum ano: os 14.400 resultados de cenário e ano são positivos, sem valores iguais a zero. A barra isolada perto de R$ 4,41 bilhões é formada por cenários repetidos, tratados na seção 6.</w:t>
       </w:r>
     </w:p>
     <w:p>
@@ -4592,7 +4592,7 @@
         <w:rPr>
           <w:b w:val="0"/>
         </w:rPr>
-        <w:t>O EBITDA foi mantido como a CTI forneceu. Ele não coincide com o resultado operacional antes da depreciação e amortização, isto é, o resultado operacional acrescido da despesa de depreciação e amortização, e a memória de cálculo ainda não foi informada pela CTI.</w:t>
+        <w:t>O EBITDA fornecido pela CTI foi mantido. Ele não coincide com o Resultado Operacional menos a D&amp;A assinada, que é negativa na base; sua memória de cálculo ainda não foi informada pela CTI.</w:t>
       </w:r>
     </w:p>
     <w:p>

--- a/documentos/Entrega 1/Projeto Interdisciplinar Ciência de Dados/E1_PI_Ciencia_de_Dados_CTI.docx
+++ b/documentos/Entrega 1/Projeto Interdisciplinar Ciência de Dados/E1_PI_Ciencia_de_Dados_CTI.docx
@@ -5070,7 +5070,7 @@
         <w:pStyle w:val="ListBullet"/>
       </w:pPr>
       <w:r>
-        <w:t>A execução pelo Google Colab foi preparada nos dois notebooks, mas testada apenas no ambiente local.</w:t>
+        <w:t>Os dois notebooks foram executados integralmente no Colab em 24/09/2026, no commit 3ab2a1e; a revisão independente permanece pendente.</w:t>
       </w:r>
     </w:p>
     <w:p>
